--- a/1.基础课程/副本：API--datatypes.docx
+++ b/1.基础课程/副本：API--datatypes.docx
@@ -83,7 +83,6 @@
           <w:kern w:val="0"/>
           <w:sz w:val="14"/>
           <w:szCs w:val="14"/>
-          <w:bdr w:val="none" w:color="auto" w:sz="0" w:space="0"/>
           <w:shd w:val="clear" w:fill="FAFAFA"/>
           <w:lang w:val="en-US" w:eastAsia="zh-CN" w:bidi="ar"/>
         </w:rPr>
@@ -100,7 +99,6 @@
           <w:kern w:val="0"/>
           <w:sz w:val="14"/>
           <w:szCs w:val="14"/>
-          <w:bdr w:val="none" w:color="auto" w:sz="0" w:space="0"/>
           <w:shd w:val="clear" w:fill="FAFAFA"/>
           <w:lang w:val="en-US" w:eastAsia="zh-CN" w:bidi="ar"/>
         </w:rPr>
@@ -117,7 +115,6 @@
           <w:kern w:val="0"/>
           <w:sz w:val="14"/>
           <w:szCs w:val="14"/>
-          <w:bdr w:val="none" w:color="auto" w:sz="0" w:space="0"/>
           <w:shd w:val="clear" w:fill="FAFAFA"/>
           <w:lang w:val="en-US" w:eastAsia="zh-CN" w:bidi="ar"/>
         </w:rPr>
@@ -162,7 +159,6 @@
           <w:kern w:val="0"/>
           <w:sz w:val="14"/>
           <w:szCs w:val="14"/>
-          <w:bdr w:val="none" w:color="auto" w:sz="0" w:space="0"/>
           <w:shd w:val="clear" w:fill="F8F8F8"/>
           <w:lang w:val="en-US" w:eastAsia="zh-CN" w:bidi="ar"/>
         </w:rPr>
@@ -179,7 +175,6 @@
           <w:kern w:val="0"/>
           <w:sz w:val="14"/>
           <w:szCs w:val="14"/>
-          <w:bdr w:val="none" w:color="auto" w:sz="0" w:space="0"/>
           <w:shd w:val="clear" w:fill="F8F8F8"/>
           <w:lang w:val="en-US" w:eastAsia="zh-CN" w:bidi="ar"/>
         </w:rPr>
@@ -196,7 +191,6 @@
           <w:kern w:val="0"/>
           <w:sz w:val="14"/>
           <w:szCs w:val="14"/>
-          <w:bdr w:val="none" w:color="auto" w:sz="0" w:space="0"/>
           <w:shd w:val="clear" w:fill="F8F8F8"/>
           <w:lang w:val="en-US" w:eastAsia="zh-CN" w:bidi="ar"/>
         </w:rPr>
@@ -241,7 +235,6 @@
           <w:kern w:val="0"/>
           <w:sz w:val="14"/>
           <w:szCs w:val="14"/>
-          <w:bdr w:val="none" w:color="auto" w:sz="0" w:space="0"/>
           <w:shd w:val="clear" w:fill="FAFAFA"/>
           <w:lang w:val="en-US" w:eastAsia="zh-CN" w:bidi="ar"/>
         </w:rPr>
@@ -286,7 +279,6 @@
           <w:kern w:val="0"/>
           <w:sz w:val="14"/>
           <w:szCs w:val="14"/>
-          <w:bdr w:val="none" w:color="auto" w:sz="0" w:space="0"/>
           <w:shd w:val="clear" w:fill="F8F8F8"/>
           <w:lang w:val="en-US" w:eastAsia="zh-CN" w:bidi="ar"/>
         </w:rPr>
@@ -303,7 +295,6 @@
           <w:kern w:val="0"/>
           <w:sz w:val="14"/>
           <w:szCs w:val="14"/>
-          <w:bdr w:val="none" w:color="auto" w:sz="0" w:space="0"/>
           <w:shd w:val="clear" w:fill="F8F8F8"/>
           <w:lang w:val="en-US" w:eastAsia="zh-CN" w:bidi="ar"/>
         </w:rPr>
@@ -320,7 +311,6 @@
           <w:kern w:val="0"/>
           <w:sz w:val="14"/>
           <w:szCs w:val="14"/>
-          <w:bdr w:val="none" w:color="auto" w:sz="0" w:space="0"/>
           <w:shd w:val="clear" w:fill="F8F8F8"/>
           <w:lang w:val="en-US" w:eastAsia="zh-CN" w:bidi="ar"/>
         </w:rPr>
@@ -337,7 +327,6 @@
           <w:kern w:val="0"/>
           <w:sz w:val="14"/>
           <w:szCs w:val="14"/>
-          <w:bdr w:val="none" w:color="auto" w:sz="0" w:space="0"/>
           <w:shd w:val="clear" w:fill="F8F8F8"/>
           <w:lang w:val="en-US" w:eastAsia="zh-CN" w:bidi="ar"/>
         </w:rPr>
@@ -382,7 +371,6 @@
           <w:kern w:val="0"/>
           <w:sz w:val="14"/>
           <w:szCs w:val="14"/>
-          <w:bdr w:val="none" w:color="auto" w:sz="0" w:space="0"/>
           <w:shd w:val="clear" w:fill="FAFAFA"/>
           <w:lang w:val="en-US" w:eastAsia="zh-CN" w:bidi="ar"/>
         </w:rPr>
@@ -399,7 +387,6 @@
           <w:kern w:val="0"/>
           <w:sz w:val="14"/>
           <w:szCs w:val="14"/>
-          <w:bdr w:val="none" w:color="auto" w:sz="0" w:space="0"/>
           <w:shd w:val="clear" w:fill="FAFAFA"/>
           <w:lang w:val="en-US" w:eastAsia="zh-CN" w:bidi="ar"/>
         </w:rPr>
@@ -416,7 +403,6 @@
           <w:kern w:val="0"/>
           <w:sz w:val="14"/>
           <w:szCs w:val="14"/>
-          <w:bdr w:val="none" w:color="auto" w:sz="0" w:space="0"/>
           <w:shd w:val="clear" w:fill="FAFAFA"/>
           <w:lang w:val="en-US" w:eastAsia="zh-CN" w:bidi="ar"/>
         </w:rPr>
@@ -433,7 +419,6 @@
           <w:kern w:val="0"/>
           <w:sz w:val="14"/>
           <w:szCs w:val="14"/>
-          <w:bdr w:val="none" w:color="auto" w:sz="0" w:space="0"/>
           <w:shd w:val="clear" w:fill="FAFAFA"/>
           <w:lang w:val="en-US" w:eastAsia="zh-CN" w:bidi="ar"/>
         </w:rPr>
@@ -478,7 +463,6 @@
           <w:kern w:val="0"/>
           <w:sz w:val="14"/>
           <w:szCs w:val="14"/>
-          <w:bdr w:val="none" w:color="auto" w:sz="0" w:space="0"/>
           <w:shd w:val="clear" w:fill="F8F8F8"/>
           <w:lang w:val="en-US" w:eastAsia="zh-CN" w:bidi="ar"/>
         </w:rPr>
@@ -495,7 +479,6 @@
           <w:kern w:val="0"/>
           <w:sz w:val="14"/>
           <w:szCs w:val="14"/>
-          <w:bdr w:val="none" w:color="auto" w:sz="0" w:space="0"/>
           <w:shd w:val="clear" w:fill="F8F8F8"/>
           <w:lang w:val="en-US" w:eastAsia="zh-CN" w:bidi="ar"/>
         </w:rPr>
@@ -512,7 +495,6 @@
           <w:kern w:val="0"/>
           <w:sz w:val="14"/>
           <w:szCs w:val="14"/>
-          <w:bdr w:val="none" w:color="auto" w:sz="0" w:space="0"/>
           <w:shd w:val="clear" w:fill="F8F8F8"/>
           <w:lang w:val="en-US" w:eastAsia="zh-CN" w:bidi="ar"/>
         </w:rPr>
@@ -529,7 +511,6 @@
           <w:kern w:val="0"/>
           <w:sz w:val="14"/>
           <w:szCs w:val="14"/>
-          <w:bdr w:val="none" w:color="auto" w:sz="0" w:space="0"/>
           <w:shd w:val="clear" w:fill="F8F8F8"/>
           <w:lang w:val="en-US" w:eastAsia="zh-CN" w:bidi="ar"/>
         </w:rPr>
@@ -574,7 +555,6 @@
           <w:kern w:val="0"/>
           <w:sz w:val="14"/>
           <w:szCs w:val="14"/>
-          <w:bdr w:val="none" w:color="auto" w:sz="0" w:space="0"/>
           <w:shd w:val="clear" w:fill="FAFAFA"/>
           <w:lang w:val="en-US" w:eastAsia="zh-CN" w:bidi="ar"/>
         </w:rPr>
@@ -591,7 +571,6 @@
           <w:kern w:val="0"/>
           <w:sz w:val="14"/>
           <w:szCs w:val="14"/>
-          <w:bdr w:val="none" w:color="auto" w:sz="0" w:space="0"/>
           <w:shd w:val="clear" w:fill="FAFAFA"/>
           <w:lang w:val="en-US" w:eastAsia="zh-CN" w:bidi="ar"/>
         </w:rPr>
@@ -608,7 +587,6 @@
           <w:kern w:val="0"/>
           <w:sz w:val="14"/>
           <w:szCs w:val="14"/>
-          <w:bdr w:val="none" w:color="auto" w:sz="0" w:space="0"/>
           <w:shd w:val="clear" w:fill="FAFAFA"/>
           <w:lang w:val="en-US" w:eastAsia="zh-CN" w:bidi="ar"/>
         </w:rPr>
@@ -625,7 +603,6 @@
           <w:kern w:val="0"/>
           <w:sz w:val="14"/>
           <w:szCs w:val="14"/>
-          <w:bdr w:val="none" w:color="auto" w:sz="0" w:space="0"/>
           <w:shd w:val="clear" w:fill="FAFAFA"/>
           <w:lang w:val="en-US" w:eastAsia="zh-CN" w:bidi="ar"/>
         </w:rPr>
@@ -670,7 +647,6 @@
           <w:kern w:val="0"/>
           <w:sz w:val="14"/>
           <w:szCs w:val="14"/>
-          <w:bdr w:val="none" w:color="auto" w:sz="0" w:space="0"/>
           <w:shd w:val="clear" w:fill="F8F8F8"/>
           <w:lang w:val="en-US" w:eastAsia="zh-CN" w:bidi="ar"/>
         </w:rPr>
@@ -687,7 +663,6 @@
           <w:kern w:val="0"/>
           <w:sz w:val="14"/>
           <w:szCs w:val="14"/>
-          <w:bdr w:val="none" w:color="auto" w:sz="0" w:space="0"/>
           <w:shd w:val="clear" w:fill="F8F8F8"/>
           <w:lang w:val="en-US" w:eastAsia="zh-CN" w:bidi="ar"/>
         </w:rPr>
@@ -704,7 +679,6 @@
           <w:kern w:val="0"/>
           <w:sz w:val="14"/>
           <w:szCs w:val="14"/>
-          <w:bdr w:val="none" w:color="auto" w:sz="0" w:space="0"/>
           <w:shd w:val="clear" w:fill="F8F8F8"/>
           <w:lang w:val="en-US" w:eastAsia="zh-CN" w:bidi="ar"/>
         </w:rPr>
@@ -721,7 +695,6 @@
           <w:kern w:val="0"/>
           <w:sz w:val="14"/>
           <w:szCs w:val="14"/>
-          <w:bdr w:val="none" w:color="auto" w:sz="0" w:space="0"/>
           <w:shd w:val="clear" w:fill="F8F8F8"/>
           <w:lang w:val="en-US" w:eastAsia="zh-CN" w:bidi="ar"/>
         </w:rPr>
@@ -766,7 +739,6 @@
           <w:kern w:val="0"/>
           <w:sz w:val="14"/>
           <w:szCs w:val="14"/>
-          <w:bdr w:val="none" w:color="auto" w:sz="0" w:space="0"/>
           <w:shd w:val="clear" w:fill="FAFAFA"/>
           <w:lang w:val="en-US" w:eastAsia="zh-CN" w:bidi="ar"/>
         </w:rPr>
@@ -811,7 +783,6 @@
           <w:kern w:val="0"/>
           <w:sz w:val="14"/>
           <w:szCs w:val="14"/>
-          <w:bdr w:val="none" w:color="auto" w:sz="0" w:space="0"/>
           <w:shd w:val="clear" w:fill="F8F8F8"/>
           <w:lang w:val="en-US" w:eastAsia="zh-CN" w:bidi="ar"/>
         </w:rPr>
@@ -828,7 +799,6 @@
           <w:kern w:val="0"/>
           <w:sz w:val="14"/>
           <w:szCs w:val="14"/>
-          <w:bdr w:val="none" w:color="auto" w:sz="0" w:space="0"/>
           <w:shd w:val="clear" w:fill="F8F8F8"/>
           <w:lang w:val="en-US" w:eastAsia="zh-CN" w:bidi="ar"/>
         </w:rPr>
@@ -845,7 +815,6 @@
           <w:kern w:val="0"/>
           <w:sz w:val="14"/>
           <w:szCs w:val="14"/>
-          <w:bdr w:val="none" w:color="auto" w:sz="0" w:space="0"/>
           <w:shd w:val="clear" w:fill="F8F8F8"/>
           <w:lang w:val="en-US" w:eastAsia="zh-CN" w:bidi="ar"/>
         </w:rPr>
@@ -862,7 +831,6 @@
           <w:kern w:val="0"/>
           <w:sz w:val="14"/>
           <w:szCs w:val="14"/>
-          <w:bdr w:val="none" w:color="auto" w:sz="0" w:space="0"/>
           <w:shd w:val="clear" w:fill="F8F8F8"/>
           <w:lang w:val="en-US" w:eastAsia="zh-CN" w:bidi="ar"/>
         </w:rPr>
@@ -907,14 +875,11 @@
           <w:kern w:val="0"/>
           <w:sz w:val="14"/>
           <w:szCs w:val="14"/>
-          <w:bdr w:val="none" w:color="auto" w:sz="0" w:space="0"/>
           <w:shd w:val="clear" w:fill="FAFAFA"/>
           <w:lang w:val="en-US" w:eastAsia="zh-CN" w:bidi="ar"/>
         </w:rPr>
         <w:t>  </w:t>
       </w:r>
-      <w:bookmarkStart w:id="0" w:name="_GoBack"/>
-      <w:bookmarkEnd w:id="0"/>
     </w:p>
     <w:p>
       <w:pPr>
@@ -954,7 +919,6 @@
           <w:kern w:val="0"/>
           <w:sz w:val="14"/>
           <w:szCs w:val="14"/>
-          <w:bdr w:val="none" w:color="auto" w:sz="0" w:space="0"/>
           <w:shd w:val="clear" w:fill="F8F8F8"/>
           <w:lang w:val="en-US" w:eastAsia="zh-CN" w:bidi="ar"/>
         </w:rPr>
@@ -971,7 +935,6 @@
           <w:kern w:val="0"/>
           <w:sz w:val="14"/>
           <w:szCs w:val="14"/>
-          <w:bdr w:val="none" w:color="auto" w:sz="0" w:space="0"/>
           <w:shd w:val="clear" w:fill="F8F8F8"/>
           <w:lang w:val="en-US" w:eastAsia="zh-CN" w:bidi="ar"/>
         </w:rPr>
@@ -1016,7 +979,6 @@
           <w:kern w:val="0"/>
           <w:sz w:val="14"/>
           <w:szCs w:val="14"/>
-          <w:bdr w:val="none" w:color="auto" w:sz="0" w:space="0"/>
           <w:shd w:val="clear" w:fill="FAFAFA"/>
           <w:lang w:val="en-US" w:eastAsia="zh-CN" w:bidi="ar"/>
         </w:rPr>
@@ -1061,7 +1023,6 @@
           <w:kern w:val="0"/>
           <w:sz w:val="14"/>
           <w:szCs w:val="14"/>
-          <w:bdr w:val="none" w:color="auto" w:sz="0" w:space="0"/>
           <w:shd w:val="clear" w:fill="F8F8F8"/>
           <w:lang w:val="en-US" w:eastAsia="zh-CN" w:bidi="ar"/>
         </w:rPr>
@@ -1078,7 +1039,6 @@
           <w:kern w:val="0"/>
           <w:sz w:val="14"/>
           <w:szCs w:val="14"/>
-          <w:bdr w:val="none" w:color="auto" w:sz="0" w:space="0"/>
           <w:shd w:val="clear" w:fill="F8F8F8"/>
           <w:lang w:val="en-US" w:eastAsia="zh-CN" w:bidi="ar"/>
         </w:rPr>
@@ -1123,7 +1083,6 @@
           <w:kern w:val="0"/>
           <w:sz w:val="14"/>
           <w:szCs w:val="14"/>
-          <w:bdr w:val="none" w:color="auto" w:sz="0" w:space="0"/>
           <w:shd w:val="clear" w:fill="FAFAFA"/>
           <w:lang w:val="en-US" w:eastAsia="zh-CN" w:bidi="ar"/>
         </w:rPr>
@@ -1140,7 +1099,6 @@
           <w:kern w:val="0"/>
           <w:sz w:val="14"/>
           <w:szCs w:val="14"/>
-          <w:bdr w:val="none" w:color="auto" w:sz="0" w:space="0"/>
           <w:shd w:val="clear" w:fill="FAFAFA"/>
           <w:lang w:val="en-US" w:eastAsia="zh-CN" w:bidi="ar"/>
         </w:rPr>
@@ -1185,7 +1143,6 @@
           <w:kern w:val="0"/>
           <w:sz w:val="14"/>
           <w:szCs w:val="14"/>
-          <w:bdr w:val="none" w:color="auto" w:sz="0" w:space="0"/>
           <w:shd w:val="clear" w:fill="F8F8F8"/>
           <w:lang w:val="en-US" w:eastAsia="zh-CN" w:bidi="ar"/>
         </w:rPr>
@@ -1202,7 +1159,6 @@
           <w:kern w:val="0"/>
           <w:sz w:val="14"/>
           <w:szCs w:val="14"/>
-          <w:bdr w:val="none" w:color="auto" w:sz="0" w:space="0"/>
           <w:shd w:val="clear" w:fill="F8F8F8"/>
           <w:lang w:val="en-US" w:eastAsia="zh-CN" w:bidi="ar"/>
         </w:rPr>
@@ -1247,7 +1203,6 @@
           <w:kern w:val="0"/>
           <w:sz w:val="14"/>
           <w:szCs w:val="14"/>
-          <w:bdr w:val="none" w:color="auto" w:sz="0" w:space="0"/>
           <w:shd w:val="clear" w:fill="FAFAFA"/>
           <w:lang w:val="en-US" w:eastAsia="zh-CN" w:bidi="ar"/>
         </w:rPr>
@@ -1264,7 +1219,6 @@
           <w:kern w:val="0"/>
           <w:sz w:val="14"/>
           <w:szCs w:val="14"/>
-          <w:bdr w:val="none" w:color="auto" w:sz="0" w:space="0"/>
           <w:shd w:val="clear" w:fill="FAFAFA"/>
           <w:lang w:val="en-US" w:eastAsia="zh-CN" w:bidi="ar"/>
         </w:rPr>
@@ -1309,7 +1263,6 @@
           <w:kern w:val="0"/>
           <w:sz w:val="14"/>
           <w:szCs w:val="14"/>
-          <w:bdr w:val="none" w:color="auto" w:sz="0" w:space="0"/>
           <w:shd w:val="clear" w:fill="F8F8F8"/>
           <w:lang w:val="en-US" w:eastAsia="zh-CN" w:bidi="ar"/>
         </w:rPr>
@@ -1326,7 +1279,6 @@
           <w:kern w:val="0"/>
           <w:sz w:val="14"/>
           <w:szCs w:val="14"/>
-          <w:bdr w:val="none" w:color="auto" w:sz="0" w:space="0"/>
           <w:shd w:val="clear" w:fill="F8F8F8"/>
           <w:lang w:val="en-US" w:eastAsia="zh-CN" w:bidi="ar"/>
         </w:rPr>
@@ -1371,7 +1323,6 @@
           <w:kern w:val="0"/>
           <w:sz w:val="14"/>
           <w:szCs w:val="14"/>
-          <w:bdr w:val="none" w:color="auto" w:sz="0" w:space="0"/>
           <w:shd w:val="clear" w:fill="FAFAFA"/>
           <w:lang w:val="en-US" w:eastAsia="zh-CN" w:bidi="ar"/>
         </w:rPr>
@@ -1416,7 +1367,6 @@
           <w:kern w:val="0"/>
           <w:sz w:val="14"/>
           <w:szCs w:val="14"/>
-          <w:bdr w:val="none" w:color="auto" w:sz="0" w:space="0"/>
           <w:shd w:val="clear" w:fill="F8F8F8"/>
           <w:lang w:val="en-US" w:eastAsia="zh-CN" w:bidi="ar"/>
         </w:rPr>
@@ -1433,7 +1383,6 @@
           <w:kern w:val="0"/>
           <w:sz w:val="14"/>
           <w:szCs w:val="14"/>
-          <w:bdr w:val="none" w:color="auto" w:sz="0" w:space="0"/>
           <w:shd w:val="clear" w:fill="F8F8F8"/>
           <w:lang w:val="en-US" w:eastAsia="zh-CN" w:bidi="ar"/>
         </w:rPr>
@@ -1478,7 +1427,6 @@
           <w:kern w:val="0"/>
           <w:sz w:val="14"/>
           <w:szCs w:val="14"/>
-          <w:bdr w:val="none" w:color="auto" w:sz="0" w:space="0"/>
           <w:shd w:val="clear" w:fill="FAFAFA"/>
           <w:lang w:val="en-US" w:eastAsia="zh-CN" w:bidi="ar"/>
         </w:rPr>
@@ -1523,7 +1471,6 @@
           <w:kern w:val="0"/>
           <w:sz w:val="14"/>
           <w:szCs w:val="14"/>
-          <w:bdr w:val="none" w:color="auto" w:sz="0" w:space="0"/>
           <w:shd w:val="clear" w:fill="F8F8F8"/>
           <w:lang w:val="en-US" w:eastAsia="zh-CN" w:bidi="ar"/>
         </w:rPr>
@@ -1568,7 +1515,6 @@
           <w:kern w:val="0"/>
           <w:sz w:val="14"/>
           <w:szCs w:val="14"/>
-          <w:bdr w:val="none" w:color="auto" w:sz="0" w:space="0"/>
           <w:shd w:val="clear" w:fill="FAFAFA"/>
           <w:lang w:val="en-US" w:eastAsia="zh-CN" w:bidi="ar"/>
         </w:rPr>
@@ -1613,7 +1559,6 @@
           <w:kern w:val="0"/>
           <w:sz w:val="14"/>
           <w:szCs w:val="14"/>
-          <w:bdr w:val="none" w:color="auto" w:sz="0" w:space="0"/>
           <w:shd w:val="clear" w:fill="F8F8F8"/>
           <w:lang w:val="en-US" w:eastAsia="zh-CN" w:bidi="ar"/>
         </w:rPr>
@@ -1630,7 +1575,6 @@
           <w:kern w:val="0"/>
           <w:sz w:val="14"/>
           <w:szCs w:val="14"/>
-          <w:bdr w:val="none" w:color="auto" w:sz="0" w:space="0"/>
           <w:shd w:val="clear" w:fill="F8F8F8"/>
           <w:lang w:val="en-US" w:eastAsia="zh-CN" w:bidi="ar"/>
         </w:rPr>
@@ -1647,7 +1591,6 @@
           <w:kern w:val="0"/>
           <w:sz w:val="14"/>
           <w:szCs w:val="14"/>
-          <w:bdr w:val="none" w:color="auto" w:sz="0" w:space="0"/>
           <w:shd w:val="clear" w:fill="F8F8F8"/>
           <w:lang w:val="en-US" w:eastAsia="zh-CN" w:bidi="ar"/>
         </w:rPr>
@@ -1664,7 +1607,6 @@
           <w:kern w:val="0"/>
           <w:sz w:val="14"/>
           <w:szCs w:val="14"/>
-          <w:bdr w:val="none" w:color="auto" w:sz="0" w:space="0"/>
           <w:shd w:val="clear" w:fill="F8F8F8"/>
           <w:lang w:val="en-US" w:eastAsia="zh-CN" w:bidi="ar"/>
         </w:rPr>
@@ -1674,7 +1616,7 @@
     <w:p>
       <w:pPr>
         <w:rPr>
-          <w:rFonts w:hint="default" w:eastAsiaTheme="minorEastAsia"/>
+          <w:rFonts w:hint="eastAsia"/>
           <w:lang w:val="en-US" w:eastAsia="zh-CN"/>
         </w:rPr>
       </w:pPr>
@@ -1684,6 +1626,649 @@
           <w:lang w:val="en-US" w:eastAsia="zh-CN"/>
         </w:rPr>
         <w:br w:type="textWrapping"/>
+      </w:r>
+      <w:r>
+        <w:rPr>
+          <w:rFonts w:hint="eastAsia"/>
+          <w:b/>
+          <w:bCs/>
+          <w:sz w:val="24"/>
+          <w:szCs w:val="32"/>
+          <w:lang w:val="en-US" w:eastAsia="zh-CN"/>
+        </w:rPr>
+        <w:t>核心定义</w:t>
+      </w:r>
+      <w:r>
+        <w:rPr>
+          <w:rFonts w:hint="eastAsia"/>
+          <w:lang w:val="en-US" w:eastAsia="zh-CN"/>
+        </w:rPr>
+        <w:t>： 定了ROS开发中常用的基础数据类型(typedef)和跨平台环境变量获取函数，这些类型和函数是ROS底层通信、参数管理、配置解析的基础，被roscpp等核心库广泛依赖。</w:t>
+      </w:r>
+    </w:p>
+    <w:p>
+      <w:pPr>
+        <w:rPr>
+          <w:rFonts w:hint="eastAsia"/>
+          <w:lang w:val="en-US" w:eastAsia="zh-CN"/>
+        </w:rPr>
+      </w:pPr>
+    </w:p>
+    <w:p>
+      <w:pPr>
+        <w:rPr>
+          <w:rFonts w:hint="eastAsia"/>
+          <w:lang w:val="en-US" w:eastAsia="zh-CN"/>
+        </w:rPr>
+      </w:pPr>
+    </w:p>
+    <w:p>
+      <w:pPr>
+        <w:numPr>
+          <w:ilvl w:val="0"/>
+          <w:numId w:val="1"/>
+        </w:numPr>
+        <w:rPr>
+          <w:rFonts w:hint="default"/>
+          <w:b/>
+          <w:bCs/>
+          <w:sz w:val="28"/>
+          <w:szCs w:val="36"/>
+          <w:lang w:val="en-US" w:eastAsia="zh-CN"/>
+        </w:rPr>
+      </w:pPr>
+      <w:r>
+        <w:rPr>
+          <w:rFonts w:hint="eastAsia"/>
+          <w:b/>
+          <w:bCs/>
+          <w:sz w:val="28"/>
+          <w:szCs w:val="36"/>
+          <w:lang w:val="en-US" w:eastAsia="zh-CN"/>
+        </w:rPr>
+        <w:t>M_string</w:t>
+      </w:r>
+    </w:p>
+    <w:p>
+      <w:pPr>
+        <w:numPr>
+          <w:numId w:val="0"/>
+        </w:numPr>
+        <w:rPr>
+          <w:rFonts w:hint="eastAsia"/>
+          <w:lang w:val="en-US" w:eastAsia="zh-CN"/>
+        </w:rPr>
+      </w:pPr>
+      <w:r>
+        <w:rPr>
+          <w:rFonts w:hint="eastAsia"/>
+          <w:lang w:val="en-US" w:eastAsia="zh-CN"/>
+        </w:rPr>
+        <w:drawing>
+          <wp:inline distT="0" distB="0" distL="114300" distR="114300">
+            <wp:extent cx="3562350" cy="254000"/>
+            <wp:effectExtent l="0" t="0" r="6350" b="0"/>
+            <wp:docPr id="1" name="图片 1"/>
+            <wp:cNvGraphicFramePr>
+              <a:graphicFrameLocks xmlns:a="http://schemas.openxmlformats.org/drawingml/2006/main" noChangeAspect="1"/>
+            </wp:cNvGraphicFramePr>
+            <a:graphic xmlns:a="http://schemas.openxmlformats.org/drawingml/2006/main">
+              <a:graphicData uri="http://schemas.openxmlformats.org/drawingml/2006/picture">
+                <pic:pic xmlns:pic="http://schemas.openxmlformats.org/drawingml/2006/picture">
+                  <pic:nvPicPr>
+                    <pic:cNvPr id="1" name="图片 1"/>
+                    <pic:cNvPicPr>
+                      <a:picLocks noChangeAspect="1"/>
+                    </pic:cNvPicPr>
+                  </pic:nvPicPr>
+                  <pic:blipFill>
+                    <a:blip r:embed="rId4"/>
+                    <a:stretch>
+                      <a:fillRect/>
+                    </a:stretch>
+                  </pic:blipFill>
+                  <pic:spPr>
+                    <a:xfrm>
+                      <a:off x="0" y="0"/>
+                      <a:ext cx="3562350" cy="254000"/>
+                    </a:xfrm>
+                    <a:prstGeom prst="rect">
+                      <a:avLst/>
+                    </a:prstGeom>
+                    <a:noFill/>
+                    <a:ln>
+                      <a:noFill/>
+                    </a:ln>
+                  </pic:spPr>
+                </pic:pic>
+              </a:graphicData>
+            </a:graphic>
+          </wp:inline>
+        </w:drawing>
+      </w:r>
+    </w:p>
+    <w:p>
+      <w:pPr>
+        <w:numPr>
+          <w:numId w:val="0"/>
+        </w:numPr>
+        <w:rPr>
+          <w:rFonts w:hint="eastAsia"/>
+          <w:lang w:val="en-US" w:eastAsia="zh-CN"/>
+        </w:rPr>
+      </w:pPr>
+    </w:p>
+    <w:p>
+      <w:pPr>
+        <w:numPr>
+          <w:numId w:val="0"/>
+        </w:numPr>
+        <w:rPr>
+          <w:rFonts w:hint="eastAsia"/>
+          <w:lang w:val="en-US" w:eastAsia="zh-CN"/>
+        </w:rPr>
+      </w:pPr>
+      <w:r>
+        <w:rPr>
+          <w:rFonts w:hint="eastAsia"/>
+          <w:lang w:val="en-US" w:eastAsia="zh-CN"/>
+        </w:rPr>
+        <w:drawing>
+          <wp:inline distT="0" distB="0" distL="114300" distR="114300">
+            <wp:extent cx="4375150" cy="933450"/>
+            <wp:effectExtent l="0" t="0" r="6350" b="6350"/>
+            <wp:docPr id="2" name="图片 2"/>
+            <wp:cNvGraphicFramePr>
+              <a:graphicFrameLocks xmlns:a="http://schemas.openxmlformats.org/drawingml/2006/main" noChangeAspect="1"/>
+            </wp:cNvGraphicFramePr>
+            <a:graphic xmlns:a="http://schemas.openxmlformats.org/drawingml/2006/main">
+              <a:graphicData uri="http://schemas.openxmlformats.org/drawingml/2006/picture">
+                <pic:pic xmlns:pic="http://schemas.openxmlformats.org/drawingml/2006/picture">
+                  <pic:nvPicPr>
+                    <pic:cNvPr id="2" name="图片 2"/>
+                    <pic:cNvPicPr>
+                      <a:picLocks noChangeAspect="1"/>
+                    </pic:cNvPicPr>
+                  </pic:nvPicPr>
+                  <pic:blipFill>
+                    <a:blip r:embed="rId5"/>
+                    <a:stretch>
+                      <a:fillRect/>
+                    </a:stretch>
+                  </pic:blipFill>
+                  <pic:spPr>
+                    <a:xfrm>
+                      <a:off x="0" y="0"/>
+                      <a:ext cx="4375150" cy="933450"/>
+                    </a:xfrm>
+                    <a:prstGeom prst="rect">
+                      <a:avLst/>
+                    </a:prstGeom>
+                    <a:noFill/>
+                    <a:ln>
+                      <a:noFill/>
+                    </a:ln>
+                  </pic:spPr>
+                </pic:pic>
+              </a:graphicData>
+            </a:graphic>
+          </wp:inline>
+        </w:drawing>
+      </w:r>
+    </w:p>
+    <w:p>
+      <w:pPr>
+        <w:numPr>
+          <w:numId w:val="0"/>
+        </w:numPr>
+        <w:rPr>
+          <w:rFonts w:hint="eastAsia"/>
+          <w:lang w:val="en-US" w:eastAsia="zh-CN"/>
+        </w:rPr>
+      </w:pPr>
+      <w:bookmarkStart w:id="0" w:name="_GoBack"/>
+      <w:bookmarkEnd w:id="0"/>
+    </w:p>
+    <w:p>
+      <w:pPr>
+        <w:numPr>
+          <w:numId w:val="0"/>
+        </w:numPr>
+        <w:rPr>
+          <w:rFonts w:hint="eastAsia"/>
+          <w:lang w:val="en-US" w:eastAsia="zh-CN"/>
+        </w:rPr>
+      </w:pPr>
+      <w:r>
+        <w:rPr>
+          <w:rFonts w:hint="eastAsia"/>
+          <w:lang w:val="en-US" w:eastAsia="zh-CN"/>
+        </w:rPr>
+        <w:drawing>
+          <wp:inline distT="0" distB="0" distL="114300" distR="114300">
+            <wp:extent cx="2489200" cy="127000"/>
+            <wp:effectExtent l="0" t="0" r="0" b="0"/>
+            <wp:docPr id="3" name="图片 3"/>
+            <wp:cNvGraphicFramePr>
+              <a:graphicFrameLocks xmlns:a="http://schemas.openxmlformats.org/drawingml/2006/main" noChangeAspect="1"/>
+            </wp:cNvGraphicFramePr>
+            <a:graphic xmlns:a="http://schemas.openxmlformats.org/drawingml/2006/main">
+              <a:graphicData uri="http://schemas.openxmlformats.org/drawingml/2006/picture">
+                <pic:pic xmlns:pic="http://schemas.openxmlformats.org/drawingml/2006/picture">
+                  <pic:nvPicPr>
+                    <pic:cNvPr id="3" name="图片 3"/>
+                    <pic:cNvPicPr>
+                      <a:picLocks noChangeAspect="1"/>
+                    </pic:cNvPicPr>
+                  </pic:nvPicPr>
+                  <pic:blipFill>
+                    <a:blip r:embed="rId6"/>
+                    <a:stretch>
+                      <a:fillRect/>
+                    </a:stretch>
+                  </pic:blipFill>
+                  <pic:spPr>
+                    <a:xfrm>
+                      <a:off x="0" y="0"/>
+                      <a:ext cx="2489200" cy="127000"/>
+                    </a:xfrm>
+                    <a:prstGeom prst="rect">
+                      <a:avLst/>
+                    </a:prstGeom>
+                    <a:noFill/>
+                    <a:ln>
+                      <a:noFill/>
+                    </a:ln>
+                  </pic:spPr>
+                </pic:pic>
+              </a:graphicData>
+            </a:graphic>
+          </wp:inline>
+        </w:drawing>
+      </w:r>
+    </w:p>
+    <w:p>
+      <w:pPr>
+        <w:numPr>
+          <w:numId w:val="0"/>
+        </w:numPr>
+        <w:rPr>
+          <w:rFonts w:hint="eastAsia"/>
+          <w:lang w:val="en-US" w:eastAsia="zh-CN"/>
+        </w:rPr>
+      </w:pPr>
+    </w:p>
+    <w:tbl>
+      <w:tblPr>
+        <w:tblStyle w:val="4"/>
+        <w:tblW w:w="0" w:type="auto"/>
+        <w:tblInd w:w="0" w:type="dxa"/>
+        <w:tblBorders>
+          <w:top w:val="single" w:color="auto" w:sz="4" w:space="0"/>
+          <w:left w:val="single" w:color="auto" w:sz="4" w:space="0"/>
+          <w:bottom w:val="single" w:color="auto" w:sz="4" w:space="0"/>
+          <w:right w:val="single" w:color="auto" w:sz="4" w:space="0"/>
+          <w:insideH w:val="single" w:color="auto" w:sz="4" w:space="0"/>
+          <w:insideV w:val="single" w:color="auto" w:sz="4" w:space="0"/>
+        </w:tblBorders>
+        <w:tblLayout w:type="autofit"/>
+        <w:tblCellMar>
+          <w:left w:w="108" w:type="dxa"/>
+          <w:right w:w="108" w:type="dxa"/>
+        </w:tblCellMar>
+      </w:tblPr>
+      <w:tblGrid>
+        <w:gridCol w:w="1143"/>
+        <w:gridCol w:w="1400"/>
+        <w:gridCol w:w="5979"/>
+      </w:tblGrid>
+      <w:tr>
+        <w:tblPrEx>
+          <w:tblBorders>
+            <w:top w:val="single" w:color="auto" w:sz="4" w:space="0"/>
+            <w:left w:val="single" w:color="auto" w:sz="4" w:space="0"/>
+            <w:bottom w:val="single" w:color="auto" w:sz="4" w:space="0"/>
+            <w:right w:val="single" w:color="auto" w:sz="4" w:space="0"/>
+            <w:insideH w:val="single" w:color="auto" w:sz="4" w:space="0"/>
+            <w:insideV w:val="single" w:color="auto" w:sz="4" w:space="0"/>
+          </w:tblBorders>
+        </w:tblPrEx>
+        <w:tc>
+          <w:tcPr>
+            <w:tcW w:w="1143" w:type="dxa"/>
+          </w:tcPr>
+          <w:p>
+            <w:pPr>
+              <w:numPr>
+                <w:numId w:val="0"/>
+              </w:numPr>
+              <w:rPr>
+                <w:rFonts w:hint="eastAsia"/>
+                <w:vertAlign w:val="baseline"/>
+                <w:lang w:val="en-US" w:eastAsia="zh-CN"/>
+              </w:rPr>
+            </w:pPr>
+            <w:r>
+              <w:rPr>
+                <w:rFonts w:hint="eastAsia"/>
+                <w:vertAlign w:val="baseline"/>
+                <w:lang w:val="en-US" w:eastAsia="zh-CN"/>
+              </w:rPr>
+              <w:t>M_string</w:t>
+            </w:r>
+          </w:p>
+        </w:tc>
+        <w:tc>
+          <w:tcPr>
+            <w:tcW w:w="1400" w:type="dxa"/>
+          </w:tcPr>
+          <w:p>
+            <w:pPr>
+              <w:numPr>
+                <w:numId w:val="0"/>
+              </w:numPr>
+              <w:rPr>
+                <w:rFonts w:hint="eastAsia"/>
+                <w:vertAlign w:val="baseline"/>
+                <w:lang w:val="en-US" w:eastAsia="zh-CN"/>
+              </w:rPr>
+            </w:pPr>
+            <w:r>
+              <w:rPr>
+                <w:rFonts w:hint="eastAsia"/>
+                <w:vertAlign w:val="baseline"/>
+                <w:lang w:val="en-US" w:eastAsia="zh-CN"/>
+              </w:rPr>
+              <w:t>datatypes.h</w:t>
+            </w:r>
+          </w:p>
+        </w:tc>
+        <w:tc>
+          <w:tcPr>
+            <w:tcW w:w="5979" w:type="dxa"/>
+          </w:tcPr>
+          <w:p>
+            <w:pPr>
+              <w:numPr>
+                <w:numId w:val="0"/>
+              </w:numPr>
+              <w:rPr>
+                <w:rFonts w:hint="eastAsia"/>
+                <w:vertAlign w:val="baseline"/>
+                <w:lang w:val="en-US" w:eastAsia="zh-CN"/>
+              </w:rPr>
+            </w:pPr>
+            <w:r>
+              <w:rPr>
+                <w:rFonts w:hint="eastAsia"/>
+                <w:vertAlign w:val="baseline"/>
+                <w:lang w:val="en-US" w:eastAsia="zh-CN"/>
+              </w:rPr>
+              <w:t>存储 “字符串 - 字符串” 键值对（如配置、重映射、连接头）</w:t>
+            </w:r>
+          </w:p>
+        </w:tc>
+      </w:tr>
+    </w:tbl>
+    <w:p>
+      <w:pPr>
+        <w:numPr>
+          <w:numId w:val="0"/>
+        </w:numPr>
+        <w:rPr>
+          <w:rFonts w:hint="eastAsia"/>
+          <w:lang w:val="en-US" w:eastAsia="zh-CN"/>
+        </w:rPr>
+      </w:pPr>
+    </w:p>
+    <w:p>
+      <w:pPr>
+        <w:numPr>
+          <w:numId w:val="0"/>
+        </w:numPr>
+        <w:ind w:firstLine="420" w:firstLineChars="0"/>
+        <w:rPr>
+          <w:rFonts w:hint="eastAsia"/>
+          <w:lang w:val="en-US" w:eastAsia="zh-CN"/>
+        </w:rPr>
+      </w:pPr>
+      <w:r>
+        <w:rPr>
+          <w:rFonts w:hint="eastAsia"/>
+          <w:lang w:val="en-US" w:eastAsia="zh-CN"/>
+        </w:rPr>
+        <w:t>本质上是C++标准库的std::map，key和value均为std::string，按key自动排序，支持快速查找、插入、删除键值对。</w:t>
+      </w:r>
+    </w:p>
+    <w:p>
+      <w:pPr>
+        <w:numPr>
+          <w:numId w:val="0"/>
+        </w:numPr>
+        <w:rPr>
+          <w:rFonts w:hint="eastAsia"/>
+          <w:lang w:val="en-US" w:eastAsia="zh-CN"/>
+        </w:rPr>
+      </w:pPr>
+    </w:p>
+    <w:p>
+      <w:pPr>
+        <w:numPr>
+          <w:numId w:val="0"/>
+        </w:numPr>
+        <w:rPr>
+          <w:rFonts w:hint="eastAsia"/>
+          <w:lang w:val="en-US" w:eastAsia="zh-CN"/>
+        </w:rPr>
+      </w:pPr>
+      <w:r>
+        <w:rPr>
+          <w:rFonts w:hint="eastAsia"/>
+          <w:lang w:val="en-US" w:eastAsia="zh-CN"/>
+        </w:rPr>
+        <w:t>核心用途：</w:t>
+      </w:r>
+    </w:p>
+    <w:p>
+      <w:pPr>
+        <w:numPr>
+          <w:numId w:val="0"/>
+        </w:numPr>
+        <w:rPr>
+          <w:rFonts w:hint="eastAsia"/>
+          <w:lang w:val="en-US" w:eastAsia="zh-CN"/>
+        </w:rPr>
+      </w:pPr>
+      <w:r>
+        <w:rPr>
+          <w:rFonts w:hint="eastAsia"/>
+          <w:lang w:val="en-US" w:eastAsia="zh-CN"/>
+        </w:rPr>
+        <w:t>·存储ROS名称重映射规则(如{</w:t>
+      </w:r>
+      <w:r>
+        <w:rPr>
+          <w:rFonts w:hint="default"/>
+          <w:lang w:val="en-US" w:eastAsia="zh-CN"/>
+        </w:rPr>
+        <w:t>“</w:t>
+      </w:r>
+      <w:r>
+        <w:rPr>
+          <w:rFonts w:hint="eastAsia"/>
+          <w:lang w:val="en-US" w:eastAsia="zh-CN"/>
+        </w:rPr>
+        <w:t>chatter</w:t>
+      </w:r>
+      <w:r>
+        <w:rPr>
+          <w:rFonts w:hint="default"/>
+          <w:lang w:val="en-US" w:eastAsia="zh-CN"/>
+        </w:rPr>
+        <w:t>”</w:t>
+      </w:r>
+      <w:r>
+        <w:rPr>
+          <w:rFonts w:hint="eastAsia"/>
+          <w:lang w:val="en-US" w:eastAsia="zh-CN"/>
+        </w:rPr>
+        <w:t xml:space="preserve">: </w:t>
+      </w:r>
+      <w:r>
+        <w:rPr>
+          <w:rFonts w:hint="default"/>
+          <w:lang w:val="en-US" w:eastAsia="zh-CN"/>
+        </w:rPr>
+        <w:t>“</w:t>
+      </w:r>
+      <w:r>
+        <w:rPr>
+          <w:rFonts w:hint="eastAsia"/>
+          <w:lang w:val="en-US" w:eastAsia="zh-CN"/>
+        </w:rPr>
+        <w:t>、robot1/chatter</w:t>
+      </w:r>
+      <w:r>
+        <w:rPr>
+          <w:rFonts w:hint="default"/>
+          <w:lang w:val="en-US" w:eastAsia="zh-CN"/>
+        </w:rPr>
+        <w:t>”</w:t>
+      </w:r>
+      <w:r>
+        <w:rPr>
+          <w:rFonts w:hint="eastAsia"/>
+          <w:lang w:val="en-US" w:eastAsia="zh-CN"/>
+        </w:rPr>
+        <w:t>)</w:t>
+      </w:r>
+    </w:p>
+    <w:p>
+      <w:pPr>
+        <w:numPr>
+          <w:numId w:val="0"/>
+        </w:numPr>
+        <w:rPr>
+          <w:rFonts w:hint="eastAsia"/>
+          <w:lang w:val="en-US" w:eastAsia="zh-CN"/>
+        </w:rPr>
+      </w:pPr>
+      <w:r>
+        <w:rPr>
+          <w:rFonts w:hint="eastAsia"/>
+          <w:lang w:val="en-US" w:eastAsia="zh-CN"/>
+        </w:rPr>
+        <w:t>·存储连接头数据(如话题名，消息类型，MD4校验值)</w:t>
+      </w:r>
+    </w:p>
+    <w:p>
+      <w:pPr>
+        <w:numPr>
+          <w:numId w:val="0"/>
+        </w:numPr>
+        <w:rPr>
+          <w:rFonts w:hint="eastAsia"/>
+          <w:lang w:val="en-US" w:eastAsia="zh-CN"/>
+        </w:rPr>
+      </w:pPr>
+      <w:r>
+        <w:rPr>
+          <w:rFonts w:hint="eastAsia"/>
+          <w:lang w:val="en-US" w:eastAsia="zh-CN"/>
+        </w:rPr>
+        <w:t>·存储批量字符串参数(如.cfg配置文件中的键值对)</w:t>
+      </w:r>
+    </w:p>
+    <w:p>
+      <w:pPr>
+        <w:numPr>
+          <w:numId w:val="0"/>
+        </w:numPr>
+        <w:rPr>
+          <w:rFonts w:hint="eastAsia"/>
+          <w:lang w:val="en-US" w:eastAsia="zh-CN"/>
+        </w:rPr>
+      </w:pPr>
+    </w:p>
+    <w:p>
+      <w:pPr>
+        <w:numPr>
+          <w:numId w:val="0"/>
+        </w:numPr>
+        <w:rPr>
+          <w:rFonts w:hint="eastAsia"/>
+          <w:lang w:val="en-US" w:eastAsia="zh-CN"/>
+        </w:rPr>
+      </w:pPr>
+      <w:r>
+        <w:rPr>
+          <w:rFonts w:hint="eastAsia"/>
+          <w:b/>
+          <w:bCs/>
+          <w:lang w:val="en-US" w:eastAsia="zh-CN"/>
+        </w:rPr>
+        <w:t>示例如下</w:t>
+      </w:r>
+      <w:r>
+        <w:rPr>
+          <w:rFonts w:hint="eastAsia"/>
+          <w:lang w:val="en-US" w:eastAsia="zh-CN"/>
+        </w:rPr>
+        <w:t>：</w:t>
+      </w:r>
+    </w:p>
+    <w:p>
+      <w:pPr>
+        <w:numPr>
+          <w:numId w:val="0"/>
+        </w:numPr>
+        <w:rPr>
+          <w:rFonts w:hint="default"/>
+          <w:lang w:val="en-US" w:eastAsia="zh-CN"/>
+        </w:rPr>
+      </w:pPr>
+    </w:p>
+    <w:p>
+      <w:pPr>
+        <w:numPr>
+          <w:numId w:val="0"/>
+        </w:numPr>
+        <w:ind w:firstLine="420" w:firstLineChars="0"/>
+        <w:rPr>
+          <w:rFonts w:hint="default"/>
+          <w:lang w:val="en-US" w:eastAsia="zh-CN"/>
+        </w:rPr>
+      </w:pPr>
+    </w:p>
+    <w:p>
+      <w:pPr>
+        <w:numPr>
+          <w:ilvl w:val="0"/>
+          <w:numId w:val="1"/>
+        </w:numPr>
+        <w:rPr>
+          <w:rFonts w:hint="default"/>
+          <w:lang w:val="en-US" w:eastAsia="zh-CN"/>
+        </w:rPr>
+      </w:pPr>
+    </w:p>
+    <w:p>
+      <w:pPr>
+        <w:numPr>
+          <w:ilvl w:val="0"/>
+          <w:numId w:val="1"/>
+        </w:numPr>
+        <w:rPr>
+          <w:rFonts w:hint="default"/>
+          <w:lang w:val="en-US" w:eastAsia="zh-CN"/>
+        </w:rPr>
+      </w:pPr>
+      <w:r>
+        <w:rPr>
+          <w:rFonts w:hint="eastAsia"/>
+          <w:lang w:val="en-US" w:eastAsia="zh-CN"/>
+        </w:rPr>
+        <w:t>M_stringPtr</w:t>
       </w:r>
     </w:p>
     <w:sectPr>
@@ -1694,6 +2279,26 @@
     </w:sectPr>
   </w:body>
 </w:document>
+</file>
+
+<file path=word/numbering.xml><?xml version="1.0" encoding="utf-8"?>
+<w:numbering xmlns:wpc="http://schemas.microsoft.com/office/word/2010/wordprocessingCanvas" xmlns:mc="http://schemas.openxmlformats.org/markup-compatibility/2006" xmlns:o="urn:schemas-microsoft-com:office:office" xmlns:r="http://schemas.openxmlformats.org/officeDocument/2006/relationships" xmlns:m="http://schemas.openxmlformats.org/officeDocument/2006/math" xmlns:v="urn:schemas-microsoft-com:vml" xmlns:wp14="http://schemas.microsoft.com/office/word/2010/wordprocessingDrawing" xmlns:wp="http://schemas.openxmlformats.org/drawingml/2006/wordprocessingDrawing" xmlns:w10="urn:schemas-microsoft-com:office:word" xmlns:w="http://schemas.openxmlformats.org/wordprocessingml/2006/main" xmlns:w14="http://schemas.microsoft.com/office/word/2010/wordml" xmlns:wpg="http://schemas.microsoft.com/office/word/2010/wordprocessingGroup" xmlns:wpi="http://schemas.microsoft.com/office/word/2010/wordprocessingInk" xmlns:wne="http://schemas.microsoft.com/office/word/2006/wordml" xmlns:wps="http://schemas.microsoft.com/office/word/2010/wordprocessingShape" xmlns:wpsCustomData="http://www.wps.cn/officeDocument/2013/wpsCustomData" mc:Ignorable="w14 wp14">
+  <w:abstractNum w:abstractNumId="0">
+    <w:nsid w:val="B9503B8B"/>
+    <w:multiLevelType w:val="singleLevel"/>
+    <w:tmpl w:val="B9503B8B"/>
+    <w:lvl w:ilvl="0" w:tentative="0">
+      <w:start w:val="1"/>
+      <w:numFmt w:val="decimal"/>
+      <w:suff w:val="space"/>
+      <w:lvlText w:val="%1."/>
+      <w:lvlJc w:val="left"/>
+    </w:lvl>
+  </w:abstractNum>
+  <w:num w:numId="1">
+    <w:abstractNumId w:val="0"/>
+  </w:num>
+</w:numbering>
 </file>
 
 <file path=word/styles.xml><?xml version="1.0" encoding="utf-8"?>
@@ -1806,7 +2411,7 @@
     <w:lsdException w:unhideWhenUsed="0" w:uiPriority="0" w:semiHidden="0" w:name="HTML Code"/>
     <w:lsdException w:unhideWhenUsed="0" w:uiPriority="0" w:semiHidden="0" w:name="HTML Definition"/>
     <w:lsdException w:unhideWhenUsed="0" w:uiPriority="0" w:semiHidden="0" w:name="HTML Keyboard"/>
-    <w:lsdException w:unhideWhenUsed="0" w:uiPriority="0" w:semiHidden="0" w:name="HTML Preformatted"/>
+    <w:lsdException w:qFormat="1" w:unhideWhenUsed="0" w:uiPriority="0" w:semiHidden="0" w:name="HTML Preformatted"/>
     <w:lsdException w:unhideWhenUsed="0" w:uiPriority="0" w:semiHidden="0" w:name="HTML Sample"/>
     <w:lsdException w:unhideWhenUsed="0" w:uiPriority="0" w:semiHidden="0" w:name="HTML Typewriter"/>
     <w:lsdException w:unhideWhenUsed="0" w:uiPriority="0" w:semiHidden="0" w:name="HTML Variable"/>
@@ -1972,7 +2577,7 @@
       <w:lang w:val="en-US" w:eastAsia="zh-CN" w:bidi="ar-SA"/>
     </w:rPr>
   </w:style>
-  <w:style w:type="character" w:default="1" w:styleId="4">
+  <w:style w:type="character" w:default="1" w:styleId="5">
     <w:name w:val="Default Paragraph Font"/>
     <w:semiHidden/>
     <w:uiPriority w:val="0"/>
@@ -1994,6 +2599,7 @@
   <w:style w:type="paragraph" w:styleId="2">
     <w:name w:val="HTML Preformatted"/>
     <w:basedOn w:val="1"/>
+    <w:qFormat/>
     <w:uiPriority w:val="0"/>
     <w:pPr>
       <w:tabs>
@@ -2023,6 +2629,25 @@
       <w:szCs w:val="24"/>
       <w:lang w:val="en-US" w:eastAsia="zh-CN" w:bidi="ar"/>
     </w:rPr>
+  </w:style>
+  <w:style w:type="table" w:styleId="4">
+    <w:name w:val="Table Grid"/>
+    <w:basedOn w:val="3"/>
+    <w:uiPriority w:val="0"/>
+    <w:pPr>
+      <w:widowControl w:val="0"/>
+      <w:jc w:val="both"/>
+    </w:pPr>
+    <w:tblPr>
+      <w:tblBorders>
+        <w:top w:val="single" w:color="auto" w:sz="4" w:space="0"/>
+        <w:left w:val="single" w:color="auto" w:sz="4" w:space="0"/>
+        <w:bottom w:val="single" w:color="auto" w:sz="4" w:space="0"/>
+        <w:right w:val="single" w:color="auto" w:sz="4" w:space="0"/>
+        <w:insideH w:val="single" w:color="auto" w:sz="4" w:space="0"/>
+        <w:insideV w:val="single" w:color="auto" w:sz="4" w:space="0"/>
+      </w:tblBorders>
+    </w:tblPr>
   </w:style>
 </w:styles>
 </file>
